--- a/packages/desktop/resources/presentation-templates/proposal-sow.docx
+++ b/packages/desktop/resources/presentation-templates/proposal-sow.docx
@@ -446,18 +446,33 @@
       <w:tr>
         <w:trPr/>
         <w:tc>
-          <w:p>
-            <w:r>
+          <w:tcPr/>
+          <w:p>
+            <w:r>
+              <w:rPr>
+                <w:b/>
+              </w:rPr>
               <w:t xml:space="preserve">Total</w:t>
             </w:r>
           </w:p>
         </w:tc>
         <w:tc>
-          <w:p/>
-        </w:tc>
-        <w:tc>
-          <w:p>
-            <w:r>
+          <w:tcPr/>
+          <w:p>
+            <w:pPr>
+              <w:rPr>
+                <w:b/>
+              </w:rPr>
+            </w:pPr>
+          </w:p>
+        </w:tc>
+        <w:tc>
+          <w:tcPr/>
+          <w:p>
+            <w:r>
+              <w:rPr>
+                <w:b/>
+              </w:rPr>
               <w:t xml:space="preserve">284,000</w:t>
             </w:r>
           </w:p>

--- a/packages/desktop/resources/presentation-templates/proposal-sow.docx
+++ b/packages/desktop/resources/presentation-templates/proposal-sow.docx
@@ -364,7 +364,11 @@
           </w:p>
         </w:tc>
         <w:tc>
-          <w:p>
+          <w:tcPr/>
+          <w:p>
+            <w:pPr>
+              <w:jc w:val="right"/>
+            </w:pPr>
             <w:r>
               <w:t xml:space="preserve">Amount</w:t>
             </w:r>
@@ -388,7 +392,11 @@
           </w:p>
         </w:tc>
         <w:tc>
-          <w:p>
+          <w:tcPr/>
+          <w:p>
+            <w:pPr>
+              <w:jc w:val="right"/>
+            </w:pPr>
             <w:r>
               <w:t xml:space="preserve">48,000</w:t>
             </w:r>
@@ -412,7 +420,11 @@
           </w:p>
         </w:tc>
         <w:tc>
-          <w:p>
+          <w:tcPr/>
+          <w:p>
+            <w:pPr>
+              <w:jc w:val="right"/>
+            </w:pPr>
             <w:r>
               <w:t xml:space="preserve">184,000</w:t>
             </w:r>
@@ -436,7 +448,11 @@
           </w:p>
         </w:tc>
         <w:tc>
-          <w:p>
+          <w:tcPr/>
+          <w:p>
+            <w:pPr>
+              <w:jc w:val="right"/>
+            </w:pPr>
             <w:r>
               <w:t xml:space="preserve">52,000</w:t>
             </w:r>
@@ -469,6 +485,9 @@
         <w:tc>
           <w:tcPr/>
           <w:p>
+            <w:pPr>
+              <w:jc w:val="right"/>
+            </w:pPr>
             <w:r>
               <w:rPr>
                 <w:b/>
@@ -617,12 +636,51 @@
       </w:r>
     </w:p>
     <w:sectPr>
+      <w:footerReference w:type="first" r:id="R1e51d21f09fa4490"/>
+      <w:footerReference w:type="default" r:id="Ra36e22f27eb345bb"/>
       <w:pgSz w:w="12240" w:h="15840"/>
       <w:pgMar w:top="1440" w:right="1440" w:bottom="1440" w:left="1440"/>
+      <w:titlePg/>
       <w:docGrid w:type="default"/>
     </w:sectPr>
   </w:body>
 </w:document>
+</file>
+
+<file path=word/footer1.xml><?xml version="1.0" encoding="utf-8"?>
+<w:ftr xmlns:mc="http://schemas.openxmlformats.org/markup-compatibility/2006" xmlns:w14="http://schemas.microsoft.com/office/word/2010/wordml" xmlns:w="http://schemas.openxmlformats.org/wordprocessingml/2006/main" mc:Ignorable="w14">
+  <w:p>
+    <w:pPr>
+      <w:jc w:val="center"/>
+    </w:pPr>
+    <w:r>
+      <w:fldChar w:fldCharType="begin"/>
+    </w:r>
+    <w:r>
+      <w:instrText xml:space="preserve"> PAGE </w:instrText>
+    </w:r>
+    <w:r>
+      <w:fldChar w:fldCharType="separate"/>
+    </w:r>
+    <w:r>
+      <w:t xml:space="preserve">1</w:t>
+    </w:r>
+    <w:r>
+      <w:fldChar w:fldCharType="end"/>
+    </w:r>
+  </w:p>
+</w:ftr>
+</file>
+
+<file path=word/footer2.xml><?xml version="1.0" encoding="utf-8"?>
+<w:ftr xmlns:mc="http://schemas.openxmlformats.org/markup-compatibility/2006" xmlns:w14="http://schemas.microsoft.com/office/word/2010/wordml" xmlns:w="http://schemas.openxmlformats.org/wordprocessingml/2006/main" mc:Ignorable="w14">
+  <w:p>
+    <w:pPr/>
+    <w:r>
+      <w:t xml:space="preserve"/>
+    </w:r>
+  </w:p>
+</w:ftr>
 </file>
 
 <file path=word/numbering.xml><?xml version="1.0" encoding="utf-8"?>
